--- a/%PATH_EE267%/Documents/Resumes_final/Baron Eiley Resumes All.docx
+++ b/%PATH_EE267%/Documents/Resumes_final/Baron Eiley Resumes All.docx
@@ -1,6 +1,6 @@
 
 <file path=word/document.xml><?xml version="1.0" encoding="utf-8"?>
-<w:document xmlns:wpc="http://schemas.microsoft.com/office/word/2010/wordprocessingCanvas" xmlns:cx="http://schemas.microsoft.com/office/drawing/2014/chartex" xmlns:cx1="http://schemas.microsoft.com/office/drawing/2015/9/8/chartex" xmlns:cx2="http://schemas.microsoft.com/office/drawing/2015/10/21/chartex" xmlns:cx3="http://schemas.microsoft.com/office/drawing/2016/5/9/chartex" xmlns:cx4="http://schemas.microsoft.com/office/drawing/2016/5/10/chartex" xmlns:cx5="http://schemas.microsoft.com/office/drawing/2016/5/11/chartex" xmlns:cx6="http://schemas.microsoft.com/office/drawing/2016/5/12/chartex" xmlns:cx7="http://schemas.microsoft.com/office/drawing/2016/5/13/chartex" xmlns:cx8="http://schemas.microsoft.com/office/drawing/2016/5/14/chartex" xmlns:mc="http://schemas.openxmlformats.org/markup-compatibility/2006" xmlns:aink="http://schemas.microsoft.com/office/drawing/2016/ink" xmlns:am3d="http://schemas.microsoft.com/office/drawing/2017/model3d" xmlns:o="urn:schemas-microsoft-com:office:office" xmlns:oel="http://schemas.microsoft.com/office/2019/extlst" xmlns:r="http://schemas.openxmlformats.org/officeDocument/2006/relationships" xmlns:m="http://schemas.openxmlformats.org/officeDocument/2006/math" xmlns:v="urn:schemas-microsoft-com:vml" xmlns:wp14="http://schemas.microsoft.com/office/word/2010/wordprocessingDrawing" xmlns:wp="http://schemas.openxmlformats.org/drawingml/2006/wordprocessingDrawing" xmlns:w10="urn:schemas-microsoft-com:office:word" xmlns:w="http://schemas.openxmlformats.org/wordprocessingml/2006/main" xmlns:w14="http://schemas.microsoft.com/office/word/2010/wordml" xmlns:w15="http://schemas.microsoft.com/office/word/2012/wordml" xmlns:w16cex="http://schemas.microsoft.com/office/word/2018/wordml/cex" xmlns:w16cid="http://schemas.microsoft.com/office/word/2016/wordml/cid" xmlns:w16="http://schemas.microsoft.com/office/word/2018/wordml" xmlns:w16du="http://schemas.microsoft.com/office/word/2023/wordml/word16du" xmlns:w16sdtdh="http://schemas.microsoft.com/office/word/2020/wordml/sdtdatahash" xmlns:w16se="http://schemas.microsoft.com/office/word/2015/wordml/symex" xmlns:wpg="http://schemas.microsoft.com/office/word/2010/wordprocessingGroup" xmlns:wpi="http://schemas.microsoft.com/office/word/2010/wordprocessingInk" xmlns:wne="http://schemas.microsoft.com/office/word/2006/wordml" xmlns:wps="http://schemas.microsoft.com/office/word/2010/wordprocessingShape" mc:Ignorable="w14 w15 w16se w16cid w16 w16cex w16sdtdh w16du wp14">
+<w:document xmlns:wpc="http://schemas.microsoft.com/office/word/2010/wordprocessingCanvas" xmlns:cx="http://schemas.microsoft.com/office/drawing/2014/chartex" xmlns:cx1="http://schemas.microsoft.com/office/drawing/2015/9/8/chartex" xmlns:cx2="http://schemas.microsoft.com/office/drawing/2015/10/21/chartex" xmlns:cx3="http://schemas.microsoft.com/office/drawing/2016/5/9/chartex" xmlns:cx4="http://schemas.microsoft.com/office/drawing/2016/5/10/chartex" xmlns:cx5="http://schemas.microsoft.com/office/drawing/2016/5/11/chartex" xmlns:cx6="http://schemas.microsoft.com/office/drawing/2016/5/12/chartex" xmlns:cx7="http://schemas.microsoft.com/office/drawing/2016/5/13/chartex" xmlns:cx8="http://schemas.microsoft.com/office/drawing/2016/5/14/chartex" xmlns:mc="http://schemas.openxmlformats.org/markup-compatibility/2006" xmlns:aink="http://schemas.microsoft.com/office/drawing/2016/ink" xmlns:am3d="http://schemas.microsoft.com/office/drawing/2017/model3d" xmlns:o="urn:schemas-microsoft-com:office:office" xmlns:oel="http://schemas.microsoft.com/office/2019/extlst" xmlns:r="http://schemas.openxmlformats.org/officeDocument/2006/relationships" xmlns:m="http://schemas.openxmlformats.org/officeDocument/2006/math" xmlns:v="urn:schemas-microsoft-com:vml" xmlns:wp14="http://schemas.microsoft.com/office/word/2010/wordprocessingDrawing" xmlns:wp="http://schemas.openxmlformats.org/drawingml/2006/wordprocessingDrawing" xmlns:w10="urn:schemas-microsoft-com:office:word" xmlns:w="http://schemas.openxmlformats.org/wordprocessingml/2006/main" xmlns:w14="http://schemas.microsoft.com/office/word/2010/wordml" xmlns:w15="http://schemas.microsoft.com/office/word/2012/wordml" xmlns:w16cex="http://schemas.microsoft.com/office/word/2018/wordml/cex" xmlns:w16cid="http://schemas.microsoft.com/office/word/2016/wordml/cid" xmlns:w16="http://schemas.microsoft.com/office/word/2018/wordml" xmlns:w16du="http://schemas.microsoft.com/office/word/2023/wordml/word16du" xmlns:w16sdtdh="http://schemas.microsoft.com/office/word/2020/wordml/sdtdatahash" xmlns:w16sdtfl="http://schemas.microsoft.com/office/word/2024/wordml/sdtformatlock" xmlns:w16se="http://schemas.microsoft.com/office/word/2015/wordml/symex" xmlns:wpg="http://schemas.microsoft.com/office/word/2010/wordprocessingGroup" xmlns:wpi="http://schemas.microsoft.com/office/word/2010/wordprocessingInk" xmlns:wne="http://schemas.microsoft.com/office/word/2006/wordml" xmlns:wps="http://schemas.microsoft.com/office/word/2010/wordprocessingShape" mc:Ignorable="w14 w15 w16se w16cid w16 w16cex w16sdtdh w16sdtfl w16du wp14">
   <w:body>
     <w:p>
       <w:pPr>
@@ -791,27 +791,7 @@
           <w:sz w:val="18"/>
           <w:szCs w:val="18"/>
         </w:rPr>
-        <w:t xml:space="preserve">Reviewed screening and test data received from manufacturers and test laboratories for compliance </w:t>
-      </w:r>
-      <w:proofErr w:type="gramStart"/>
-      <w:r>
-        <w:rPr>
-          <w:rFonts w:ascii="Verdana" w:hAnsi="Verdana"/>
-          <w:color w:val="000000"/>
-          <w:sz w:val="18"/>
-          <w:szCs w:val="18"/>
-        </w:rPr>
-        <w:t>to</w:t>
-      </w:r>
-      <w:proofErr w:type="gramEnd"/>
-      <w:r>
-        <w:rPr>
-          <w:rFonts w:ascii="Verdana" w:hAnsi="Verdana"/>
-          <w:color w:val="000000"/>
-          <w:sz w:val="18"/>
-          <w:szCs w:val="18"/>
-        </w:rPr>
-        <w:t xml:space="preserve"> specifications, purchase order requirements and program contracts.</w:t>
+        <w:t>Reviewed screening and test data received from manufacturers and test laboratories for compliance to specifications, purchase order requirements and program contracts.</w:t>
       </w:r>
     </w:p>
     <w:p>
@@ -1779,29 +1759,16 @@
           <w:szCs w:val="18"/>
         </w:rPr>
       </w:pPr>
-      <w:proofErr w:type="spellStart"/>
-      <w:r>
-        <w:rPr>
-          <w:rFonts w:ascii="Verdana" w:hAnsi="Verdana"/>
-          <w:b/>
-          <w:bCs/>
-          <w:color w:val="000000"/>
-          <w:sz w:val="18"/>
-          <w:szCs w:val="18"/>
-        </w:rPr>
-        <w:t>Vivado</w:t>
-      </w:r>
-      <w:proofErr w:type="spellEnd"/>
-      <w:r>
-        <w:rPr>
-          <w:rFonts w:ascii="Verdana" w:hAnsi="Verdana"/>
-          <w:b/>
-          <w:bCs/>
-          <w:color w:val="000000"/>
-          <w:sz w:val="18"/>
-          <w:szCs w:val="18"/>
-        </w:rPr>
-        <w:t xml:space="preserve"> HLS: Verilog</w:t>
+      <w:r>
+        <w:rPr>
+          <w:rFonts w:ascii="Verdana" w:hAnsi="Verdana"/>
+          <w:b/>
+          <w:bCs/>
+          <w:color w:val="000000"/>
+          <w:sz w:val="18"/>
+          <w:szCs w:val="18"/>
+        </w:rPr>
+        <w:t>Vivado HLS: Verilog</w:t>
       </w:r>
       <w:r>
         <w:rPr>
@@ -2419,7 +2386,157 @@
           <w:szCs w:val="18"/>
           <w:u w:val="single"/>
         </w:rPr>
-        <w:t>Developed RTL design code to execute high speed communication links within UART, SERDES, XAUI, and between FPGA and SoC architectures.</w:t>
+        <w:t>Wrote test</w:t>
+      </w:r>
+      <w:r>
+        <w:rPr>
+          <w:rFonts w:ascii="Verdana" w:hAnsi="Verdana"/>
+          <w:color w:val="000000"/>
+          <w:sz w:val="18"/>
+          <w:szCs w:val="18"/>
+          <w:u w:val="single"/>
+        </w:rPr>
+        <w:t xml:space="preserve"> </w:t>
+      </w:r>
+      <w:r>
+        <w:rPr>
+          <w:rFonts w:ascii="Verdana" w:hAnsi="Verdana"/>
+          <w:color w:val="000000"/>
+          <w:sz w:val="18"/>
+          <w:szCs w:val="18"/>
+          <w:u w:val="single"/>
+        </w:rPr>
+        <w:t xml:space="preserve">benches for </w:t>
+      </w:r>
+      <w:r>
+        <w:rPr>
+          <w:rFonts w:ascii="Verdana" w:hAnsi="Verdana"/>
+          <w:color w:val="000000"/>
+          <w:sz w:val="18"/>
+          <w:szCs w:val="18"/>
+          <w:u w:val="single"/>
+        </w:rPr>
+        <w:t xml:space="preserve">RTL design code to </w:t>
+      </w:r>
+      <w:r>
+        <w:rPr>
+          <w:rFonts w:ascii="Verdana" w:hAnsi="Verdana"/>
+          <w:color w:val="000000"/>
+          <w:sz w:val="18"/>
+          <w:szCs w:val="18"/>
+          <w:u w:val="single"/>
+        </w:rPr>
+        <w:t xml:space="preserve">validate </w:t>
+      </w:r>
+      <w:r>
+        <w:rPr>
+          <w:rFonts w:ascii="Verdana" w:hAnsi="Verdana"/>
+          <w:color w:val="000000"/>
+          <w:sz w:val="18"/>
+          <w:szCs w:val="18"/>
+          <w:u w:val="single"/>
+        </w:rPr>
+        <w:t xml:space="preserve">high speed communication </w:t>
+      </w:r>
+      <w:r>
+        <w:rPr>
+          <w:rFonts w:ascii="Verdana" w:hAnsi="Verdana"/>
+          <w:color w:val="000000"/>
+          <w:sz w:val="18"/>
+          <w:szCs w:val="18"/>
+          <w:u w:val="single"/>
+        </w:rPr>
+        <w:t>for electro-optic sensor</w:t>
+      </w:r>
+      <w:r>
+        <w:rPr>
+          <w:rFonts w:ascii="Verdana" w:hAnsi="Verdana"/>
+          <w:color w:val="000000"/>
+          <w:sz w:val="18"/>
+          <w:szCs w:val="18"/>
+          <w:u w:val="single"/>
+        </w:rPr>
+        <w:t>s using</w:t>
+      </w:r>
+      <w:r>
+        <w:rPr>
+          <w:rFonts w:ascii="Verdana" w:hAnsi="Verdana"/>
+          <w:color w:val="000000"/>
+          <w:sz w:val="18"/>
+          <w:szCs w:val="18"/>
+          <w:u w:val="single"/>
+        </w:rPr>
+        <w:t xml:space="preserve"> SERDES</w:t>
+      </w:r>
+      <w:r>
+        <w:rPr>
+          <w:rFonts w:ascii="Verdana" w:hAnsi="Verdana"/>
+          <w:color w:val="000000"/>
+          <w:sz w:val="18"/>
+          <w:szCs w:val="18"/>
+          <w:u w:val="single"/>
+        </w:rPr>
+        <w:t xml:space="preserve"> and</w:t>
+      </w:r>
+      <w:r>
+        <w:rPr>
+          <w:rFonts w:ascii="Verdana" w:hAnsi="Verdana"/>
+          <w:color w:val="000000"/>
+          <w:sz w:val="18"/>
+          <w:szCs w:val="18"/>
+          <w:u w:val="single"/>
+        </w:rPr>
+        <w:t xml:space="preserve"> XAUI</w:t>
+      </w:r>
+      <w:r>
+        <w:rPr>
+          <w:rFonts w:ascii="Verdana" w:hAnsi="Verdana"/>
+          <w:color w:val="000000"/>
+          <w:sz w:val="18"/>
+          <w:szCs w:val="18"/>
+          <w:u w:val="single"/>
+        </w:rPr>
+        <w:t xml:space="preserve"> </w:t>
+      </w:r>
+      <w:r>
+        <w:rPr>
+          <w:rFonts w:ascii="Verdana" w:hAnsi="Verdana"/>
+          <w:color w:val="000000"/>
+          <w:sz w:val="18"/>
+          <w:szCs w:val="18"/>
+          <w:u w:val="single"/>
+        </w:rPr>
+        <w:t xml:space="preserve">protocols </w:t>
+      </w:r>
+      <w:r>
+        <w:rPr>
+          <w:rFonts w:ascii="Verdana" w:hAnsi="Verdana"/>
+          <w:color w:val="000000"/>
+          <w:sz w:val="18"/>
+          <w:szCs w:val="18"/>
+          <w:u w:val="single"/>
+        </w:rPr>
+        <w:t>between FPGA</w:t>
+      </w:r>
+      <w:r>
+        <w:rPr>
+          <w:rFonts w:ascii="Verdana" w:hAnsi="Verdana"/>
+          <w:color w:val="000000"/>
+          <w:sz w:val="18"/>
+          <w:szCs w:val="18"/>
+          <w:u w:val="single"/>
+        </w:rPr>
+        <w:t xml:space="preserve"> and readout integrated circuits</w:t>
+      </w:r>
+      <w:r>
+        <w:rPr>
+          <w:rFonts w:ascii="Verdana" w:hAnsi="Verdana"/>
+          <w:color w:val="000000"/>
+          <w:sz w:val="18"/>
+          <w:szCs w:val="18"/>
+          <w:u w:val="single"/>
+        </w:rPr>
+        <w:t>.</w:t>
       </w:r>
     </w:p>
     <w:p>
@@ -2448,29 +2565,7 @@
           <w:szCs w:val="18"/>
           <w:u w:val="single"/>
         </w:rPr>
-        <w:t xml:space="preserve">Developed RTL solutions utilizing IP cores offered by </w:t>
-      </w:r>
-      <w:proofErr w:type="spellStart"/>
-      <w:r>
-        <w:rPr>
-          <w:rFonts w:ascii="Verdana" w:hAnsi="Verdana"/>
-          <w:color w:val="000000"/>
-          <w:sz w:val="18"/>
-          <w:szCs w:val="18"/>
-          <w:u w:val="single"/>
-        </w:rPr>
-        <w:t>Vivado</w:t>
-      </w:r>
-      <w:proofErr w:type="spellEnd"/>
-      <w:r>
-        <w:rPr>
-          <w:rFonts w:ascii="Verdana" w:hAnsi="Verdana"/>
-          <w:color w:val="000000"/>
-          <w:sz w:val="18"/>
-          <w:szCs w:val="18"/>
-          <w:u w:val="single"/>
-        </w:rPr>
-        <w:t xml:space="preserve"> Design Suite and Microsemi’s Libero.</w:t>
+        <w:t>Developed RTL solutions utilizing IP cores offered by Vivado Design Suite and Microsemi’s Libero.</w:t>
       </w:r>
     </w:p>
     <w:p>
@@ -2654,27 +2749,7 @@
           <w:sz w:val="18"/>
           <w:szCs w:val="18"/>
         </w:rPr>
-        <w:t xml:space="preserve">Reviewed screening and test data received from manufacturers and test laboratories for compliance </w:t>
-      </w:r>
-      <w:proofErr w:type="gramStart"/>
-      <w:r>
-        <w:rPr>
-          <w:rFonts w:ascii="Verdana" w:hAnsi="Verdana"/>
-          <w:color w:val="000000"/>
-          <w:sz w:val="18"/>
-          <w:szCs w:val="18"/>
-        </w:rPr>
-        <w:t>to</w:t>
-      </w:r>
-      <w:proofErr w:type="gramEnd"/>
-      <w:r>
-        <w:rPr>
-          <w:rFonts w:ascii="Verdana" w:hAnsi="Verdana"/>
-          <w:color w:val="000000"/>
-          <w:sz w:val="18"/>
-          <w:szCs w:val="18"/>
-        </w:rPr>
-        <w:t xml:space="preserve"> specifications, purchase order requirements and program contracts.</w:t>
+        <w:t>Reviewed screening and test data received from manufacturers and test laboratories for compliance to specifications, purchase order requirements and program contracts.</w:t>
       </w:r>
     </w:p>
     <w:p>
@@ -3189,29 +3264,7 @@
           <w:szCs w:val="20"/>
           <w:u w:val="single"/>
         </w:rPr>
-        <w:t xml:space="preserve">Implemented </w:t>
-      </w:r>
-      <w:proofErr w:type="gramStart"/>
-      <w:r>
-        <w:rPr>
-          <w:rFonts w:ascii="Verdana" w:hAnsi="Verdana"/>
-          <w:color w:val="000000"/>
-          <w:sz w:val="20"/>
-          <w:szCs w:val="20"/>
-          <w:u w:val="single"/>
-        </w:rPr>
-        <w:t>On</w:t>
-      </w:r>
-      <w:proofErr w:type="gramEnd"/>
-      <w:r>
-        <w:rPr>
-          <w:rFonts w:ascii="Verdana" w:hAnsi="Verdana"/>
-          <w:color w:val="000000"/>
-          <w:sz w:val="20"/>
-          <w:szCs w:val="20"/>
-          <w:u w:val="single"/>
-        </w:rPr>
-        <w:t xml:space="preserve"> a Custom Search &amp; Rescue Drone</w:t>
+        <w:t>Implemented On a Custom Search &amp; Rescue Drone</w:t>
       </w:r>
     </w:p>
     <w:p>
@@ -3552,31 +3605,17 @@
           <w:u w:val="single"/>
         </w:rPr>
       </w:pPr>
-      <w:proofErr w:type="spellStart"/>
-      <w:r>
-        <w:rPr>
-          <w:rFonts w:ascii="Verdana" w:hAnsi="Verdana"/>
-          <w:b/>
-          <w:bCs/>
-          <w:color w:val="000000"/>
-          <w:sz w:val="20"/>
-          <w:szCs w:val="20"/>
-          <w:u w:val="single"/>
-        </w:rPr>
-        <w:t>QuestaSim</w:t>
-      </w:r>
-      <w:proofErr w:type="spellEnd"/>
-      <w:r>
-        <w:rPr>
-          <w:rFonts w:ascii="Verdana" w:hAnsi="Verdana"/>
-          <w:b/>
-          <w:bCs/>
-          <w:color w:val="000000"/>
-          <w:sz w:val="20"/>
-          <w:szCs w:val="20"/>
-          <w:u w:val="single"/>
-        </w:rPr>
-        <w:t xml:space="preserve">: </w:t>
+      <w:r>
+        <w:rPr>
+          <w:rFonts w:ascii="Verdana" w:hAnsi="Verdana"/>
+          <w:b/>
+          <w:bCs/>
+          <w:color w:val="000000"/>
+          <w:sz w:val="20"/>
+          <w:szCs w:val="20"/>
+          <w:u w:val="single"/>
+        </w:rPr>
+        <w:t xml:space="preserve">QuestaSim: </w:t>
       </w:r>
       <w:r>
         <w:rPr>
@@ -3602,31 +3641,17 @@
           <w:szCs w:val="20"/>
         </w:rPr>
       </w:pPr>
-      <w:proofErr w:type="spellStart"/>
-      <w:r>
-        <w:rPr>
-          <w:rFonts w:ascii="Verdana" w:hAnsi="Verdana"/>
-          <w:b/>
-          <w:bCs/>
-          <w:color w:val="000000"/>
-          <w:sz w:val="20"/>
-          <w:szCs w:val="20"/>
-          <w:u w:val="single"/>
-        </w:rPr>
-        <w:t>Vivado</w:t>
-      </w:r>
-      <w:proofErr w:type="spellEnd"/>
-      <w:r>
-        <w:rPr>
-          <w:rFonts w:ascii="Verdana" w:hAnsi="Verdana"/>
-          <w:b/>
-          <w:bCs/>
-          <w:color w:val="000000"/>
-          <w:sz w:val="20"/>
-          <w:szCs w:val="20"/>
-          <w:u w:val="single"/>
-        </w:rPr>
-        <w:t xml:space="preserve"> HLS:</w:t>
+      <w:r>
+        <w:rPr>
+          <w:rFonts w:ascii="Verdana" w:hAnsi="Verdana"/>
+          <w:b/>
+          <w:bCs/>
+          <w:color w:val="000000"/>
+          <w:sz w:val="20"/>
+          <w:szCs w:val="20"/>
+          <w:u w:val="single"/>
+        </w:rPr>
+        <w:t>Vivado HLS:</w:t>
       </w:r>
       <w:r>
         <w:rPr>
@@ -4367,29 +4392,7 @@
           <w:szCs w:val="18"/>
           <w:u w:val="single"/>
         </w:rPr>
-        <w:t xml:space="preserve">Designed Circuit Card Assemblies (CCAs)within Zuken and schematic cad that deployed RAD-Hard FPGAs and the associated high-speed interfaces of SERDES, XAUI, and </w:t>
-      </w:r>
-      <w:proofErr w:type="spellStart"/>
-      <w:r>
-        <w:rPr>
-          <w:rFonts w:ascii="Verdana" w:hAnsi="Verdana"/>
-          <w:color w:val="000000"/>
-          <w:sz w:val="18"/>
-          <w:szCs w:val="18"/>
-          <w:u w:val="single"/>
-        </w:rPr>
-        <w:t>SpaceWire</w:t>
-      </w:r>
-      <w:proofErr w:type="spellEnd"/>
-      <w:r>
-        <w:rPr>
-          <w:rFonts w:ascii="Verdana" w:hAnsi="Verdana"/>
-          <w:color w:val="000000"/>
-          <w:sz w:val="18"/>
-          <w:szCs w:val="18"/>
-          <w:u w:val="single"/>
-        </w:rPr>
-        <w:t>.</w:t>
+        <w:t>Designed Circuit Card Assemblies (CCAs)within Zuken and schematic cad that deployed RAD-Hard FPGAs and the associated high-speed interfaces of SERDES, XAUI, and SpaceWire.</w:t>
       </w:r>
     </w:p>
     <w:p>
@@ -4569,27 +4572,7 @@
           <w:sz w:val="18"/>
           <w:szCs w:val="18"/>
         </w:rPr>
-        <w:t xml:space="preserve">Reviewed screening and test data received from manufacturers and test laboratories for compliance </w:t>
-      </w:r>
-      <w:proofErr w:type="gramStart"/>
-      <w:r>
-        <w:rPr>
-          <w:rFonts w:ascii="Verdana" w:hAnsi="Verdana"/>
-          <w:color w:val="000000"/>
-          <w:sz w:val="18"/>
-          <w:szCs w:val="18"/>
-        </w:rPr>
-        <w:t>to</w:t>
-      </w:r>
-      <w:proofErr w:type="gramEnd"/>
-      <w:r>
-        <w:rPr>
-          <w:rFonts w:ascii="Verdana" w:hAnsi="Verdana"/>
-          <w:color w:val="000000"/>
-          <w:sz w:val="18"/>
-          <w:szCs w:val="18"/>
-        </w:rPr>
-        <w:t xml:space="preserve"> specifications, purchase order requirements and program contracts.</w:t>
+        <w:t>Reviewed screening and test data received from manufacturers and test laboratories for compliance to specifications, purchase order requirements and program contracts.</w:t>
       </w:r>
     </w:p>
     <w:p>
@@ -5401,31 +5384,7 @@
           <w:sz w:val="20"/>
           <w:szCs w:val="20"/>
         </w:rPr>
-        <w:t xml:space="preserve">EAGLE </w:t>
-      </w:r>
-      <w:proofErr w:type="spellStart"/>
-      <w:r>
-        <w:rPr>
-          <w:rFonts w:ascii="Verdana" w:hAnsi="Verdana"/>
-          <w:b/>
-          <w:bCs/>
-          <w:color w:val="000000"/>
-          <w:sz w:val="20"/>
-          <w:szCs w:val="20"/>
-        </w:rPr>
-        <w:t>AutoDesk</w:t>
-      </w:r>
-      <w:proofErr w:type="spellEnd"/>
-      <w:r>
-        <w:rPr>
-          <w:rFonts w:ascii="Verdana" w:hAnsi="Verdana"/>
-          <w:b/>
-          <w:bCs/>
-          <w:color w:val="000000"/>
-          <w:sz w:val="20"/>
-          <w:szCs w:val="20"/>
-        </w:rPr>
-        <w:t>,</w:t>
+        <w:t>EAGLE AutoDesk,</w:t>
       </w:r>
       <w:r>
         <w:rPr>
@@ -5521,19 +5480,8 @@
           <w:sz w:val="20"/>
           <w:szCs w:val="20"/>
         </w:rPr>
-        <w:t xml:space="preserve">Functional experience in System Engineering life </w:t>
-      </w:r>
-      <w:proofErr w:type="gramStart"/>
-      <w:r>
-        <w:rPr>
-          <w:rFonts w:ascii="Verdana" w:hAnsi="Verdana"/>
-          <w:color w:val="000000"/>
-          <w:sz w:val="20"/>
-          <w:szCs w:val="20"/>
-        </w:rPr>
-        <w:t>cycle</w:t>
-      </w:r>
-      <w:proofErr w:type="gramEnd"/>
+        <w:t>Functional experience in System Engineering life cycle</w:t>
+      </w:r>
     </w:p>
     <w:p>
       <w:pPr>
@@ -5880,7 +5828,7 @@
 </file>
 
 <file path=word/endnotes.xml><?xml version="1.0" encoding="utf-8"?>
-<w:endnotes xmlns:wpc="http://schemas.microsoft.com/office/word/2010/wordprocessingCanvas" xmlns:cx="http://schemas.microsoft.com/office/drawing/2014/chartex" xmlns:cx1="http://schemas.microsoft.com/office/drawing/2015/9/8/chartex" xmlns:cx2="http://schemas.microsoft.com/office/drawing/2015/10/21/chartex" xmlns:cx3="http://schemas.microsoft.com/office/drawing/2016/5/9/chartex" xmlns:cx4="http://schemas.microsoft.com/office/drawing/2016/5/10/chartex" xmlns:cx5="http://schemas.microsoft.com/office/drawing/2016/5/11/chartex" xmlns:cx6="http://schemas.microsoft.com/office/drawing/2016/5/12/chartex" xmlns:cx7="http://schemas.microsoft.com/office/drawing/2016/5/13/chartex" xmlns:cx8="http://schemas.microsoft.com/office/drawing/2016/5/14/chartex" xmlns:mc="http://schemas.openxmlformats.org/markup-compatibility/2006" xmlns:aink="http://schemas.microsoft.com/office/drawing/2016/ink" xmlns:am3d="http://schemas.microsoft.com/office/drawing/2017/model3d" xmlns:o="urn:schemas-microsoft-com:office:office" xmlns:oel="http://schemas.microsoft.com/office/2019/extlst" xmlns:r="http://schemas.openxmlformats.org/officeDocument/2006/relationships" xmlns:m="http://schemas.openxmlformats.org/officeDocument/2006/math" xmlns:v="urn:schemas-microsoft-com:vml" xmlns:wp14="http://schemas.microsoft.com/office/word/2010/wordprocessingDrawing" xmlns:wp="http://schemas.openxmlformats.org/drawingml/2006/wordprocessingDrawing" xmlns:w10="urn:schemas-microsoft-com:office:word" xmlns:w="http://schemas.openxmlformats.org/wordprocessingml/2006/main" xmlns:w14="http://schemas.microsoft.com/office/word/2010/wordml" xmlns:w15="http://schemas.microsoft.com/office/word/2012/wordml" xmlns:w16cex="http://schemas.microsoft.com/office/word/2018/wordml/cex" xmlns:w16cid="http://schemas.microsoft.com/office/word/2016/wordml/cid" xmlns:w16="http://schemas.microsoft.com/office/word/2018/wordml" xmlns:w16du="http://schemas.microsoft.com/office/word/2023/wordml/word16du" xmlns:w16sdtdh="http://schemas.microsoft.com/office/word/2020/wordml/sdtdatahash" xmlns:w16se="http://schemas.microsoft.com/office/word/2015/wordml/symex" xmlns:wpg="http://schemas.microsoft.com/office/word/2010/wordprocessingGroup" xmlns:wpi="http://schemas.microsoft.com/office/word/2010/wordprocessingInk" xmlns:wne="http://schemas.microsoft.com/office/word/2006/wordml" xmlns:wps="http://schemas.microsoft.com/office/word/2010/wordprocessingShape" mc:Ignorable="w14 w15 w16se w16cid w16 w16cex w16sdtdh w16du wp14">
+<w:endnotes xmlns:wpc="http://schemas.microsoft.com/office/word/2010/wordprocessingCanvas" xmlns:cx="http://schemas.microsoft.com/office/drawing/2014/chartex" xmlns:cx1="http://schemas.microsoft.com/office/drawing/2015/9/8/chartex" xmlns:cx2="http://schemas.microsoft.com/office/drawing/2015/10/21/chartex" xmlns:cx3="http://schemas.microsoft.com/office/drawing/2016/5/9/chartex" xmlns:cx4="http://schemas.microsoft.com/office/drawing/2016/5/10/chartex" xmlns:cx5="http://schemas.microsoft.com/office/drawing/2016/5/11/chartex" xmlns:cx6="http://schemas.microsoft.com/office/drawing/2016/5/12/chartex" xmlns:cx7="http://schemas.microsoft.com/office/drawing/2016/5/13/chartex" xmlns:cx8="http://schemas.microsoft.com/office/drawing/2016/5/14/chartex" xmlns:mc="http://schemas.openxmlformats.org/markup-compatibility/2006" xmlns:aink="http://schemas.microsoft.com/office/drawing/2016/ink" xmlns:am3d="http://schemas.microsoft.com/office/drawing/2017/model3d" xmlns:o="urn:schemas-microsoft-com:office:office" xmlns:oel="http://schemas.microsoft.com/office/2019/extlst" xmlns:r="http://schemas.openxmlformats.org/officeDocument/2006/relationships" xmlns:m="http://schemas.openxmlformats.org/officeDocument/2006/math" xmlns:v="urn:schemas-microsoft-com:vml" xmlns:wp14="http://schemas.microsoft.com/office/word/2010/wordprocessingDrawing" xmlns:wp="http://schemas.openxmlformats.org/drawingml/2006/wordprocessingDrawing" xmlns:w10="urn:schemas-microsoft-com:office:word" xmlns:w="http://schemas.openxmlformats.org/wordprocessingml/2006/main" xmlns:w14="http://schemas.microsoft.com/office/word/2010/wordml" xmlns:w15="http://schemas.microsoft.com/office/word/2012/wordml" xmlns:w16cex="http://schemas.microsoft.com/office/word/2018/wordml/cex" xmlns:w16cid="http://schemas.microsoft.com/office/word/2016/wordml/cid" xmlns:w16="http://schemas.microsoft.com/office/word/2018/wordml" xmlns:w16du="http://schemas.microsoft.com/office/word/2023/wordml/word16du" xmlns:w16sdtdh="http://schemas.microsoft.com/office/word/2020/wordml/sdtdatahash" xmlns:w16sdtfl="http://schemas.microsoft.com/office/word/2024/wordml/sdtformatlock" xmlns:w16se="http://schemas.microsoft.com/office/word/2015/wordml/symex" xmlns:wpg="http://schemas.microsoft.com/office/word/2010/wordprocessingGroup" xmlns:wpi="http://schemas.microsoft.com/office/word/2010/wordprocessingInk" xmlns:wne="http://schemas.microsoft.com/office/word/2006/wordml" xmlns:wps="http://schemas.microsoft.com/office/word/2010/wordprocessingShape" mc:Ignorable="w14 w15 w16se w16cid w16 w16cex w16sdtdh w16sdtfl w16du wp14">
   <w:endnote w:type="separator" w:id="-1">
     <w:p>
       <w:pPr>
@@ -5912,7 +5860,7 @@
 </file>
 
 <file path=word/footnotes.xml><?xml version="1.0" encoding="utf-8"?>
-<w:footnotes xmlns:wpc="http://schemas.microsoft.com/office/word/2010/wordprocessingCanvas" xmlns:cx="http://schemas.microsoft.com/office/drawing/2014/chartex" xmlns:cx1="http://schemas.microsoft.com/office/drawing/2015/9/8/chartex" xmlns:cx2="http://schemas.microsoft.com/office/drawing/2015/10/21/chartex" xmlns:cx3="http://schemas.microsoft.com/office/drawing/2016/5/9/chartex" xmlns:cx4="http://schemas.microsoft.com/office/drawing/2016/5/10/chartex" xmlns:cx5="http://schemas.microsoft.com/office/drawing/2016/5/11/chartex" xmlns:cx6="http://schemas.microsoft.com/office/drawing/2016/5/12/chartex" xmlns:cx7="http://schemas.microsoft.com/office/drawing/2016/5/13/chartex" xmlns:cx8="http://schemas.microsoft.com/office/drawing/2016/5/14/chartex" xmlns:mc="http://schemas.openxmlformats.org/markup-compatibility/2006" xmlns:aink="http://schemas.microsoft.com/office/drawing/2016/ink" xmlns:am3d="http://schemas.microsoft.com/office/drawing/2017/model3d" xmlns:o="urn:schemas-microsoft-com:office:office" xmlns:oel="http://schemas.microsoft.com/office/2019/extlst" xmlns:r="http://schemas.openxmlformats.org/officeDocument/2006/relationships" xmlns:m="http://schemas.openxmlformats.org/officeDocument/2006/math" xmlns:v="urn:schemas-microsoft-com:vml" xmlns:wp14="http://schemas.microsoft.com/office/word/2010/wordprocessingDrawing" xmlns:wp="http://schemas.openxmlformats.org/drawingml/2006/wordprocessingDrawing" xmlns:w10="urn:schemas-microsoft-com:office:word" xmlns:w="http://schemas.openxmlformats.org/wordprocessingml/2006/main" xmlns:w14="http://schemas.microsoft.com/office/word/2010/wordml" xmlns:w15="http://schemas.microsoft.com/office/word/2012/wordml" xmlns:w16cex="http://schemas.microsoft.com/office/word/2018/wordml/cex" xmlns:w16cid="http://schemas.microsoft.com/office/word/2016/wordml/cid" xmlns:w16="http://schemas.microsoft.com/office/word/2018/wordml" xmlns:w16du="http://schemas.microsoft.com/office/word/2023/wordml/word16du" xmlns:w16sdtdh="http://schemas.microsoft.com/office/word/2020/wordml/sdtdatahash" xmlns:w16se="http://schemas.microsoft.com/office/word/2015/wordml/symex" xmlns:wpg="http://schemas.microsoft.com/office/word/2010/wordprocessingGroup" xmlns:wpi="http://schemas.microsoft.com/office/word/2010/wordprocessingInk" xmlns:wne="http://schemas.microsoft.com/office/word/2006/wordml" xmlns:wps="http://schemas.microsoft.com/office/word/2010/wordprocessingShape" mc:Ignorable="w14 w15 w16se w16cid w16 w16cex w16sdtdh w16du wp14">
+<w:footnotes xmlns:wpc="http://schemas.microsoft.com/office/word/2010/wordprocessingCanvas" xmlns:cx="http://schemas.microsoft.com/office/drawing/2014/chartex" xmlns:cx1="http://schemas.microsoft.com/office/drawing/2015/9/8/chartex" xmlns:cx2="http://schemas.microsoft.com/office/drawing/2015/10/21/chartex" xmlns:cx3="http://schemas.microsoft.com/office/drawing/2016/5/9/chartex" xmlns:cx4="http://schemas.microsoft.com/office/drawing/2016/5/10/chartex" xmlns:cx5="http://schemas.microsoft.com/office/drawing/2016/5/11/chartex" xmlns:cx6="http://schemas.microsoft.com/office/drawing/2016/5/12/chartex" xmlns:cx7="http://schemas.microsoft.com/office/drawing/2016/5/13/chartex" xmlns:cx8="http://schemas.microsoft.com/office/drawing/2016/5/14/chartex" xmlns:mc="http://schemas.openxmlformats.org/markup-compatibility/2006" xmlns:aink="http://schemas.microsoft.com/office/drawing/2016/ink" xmlns:am3d="http://schemas.microsoft.com/office/drawing/2017/model3d" xmlns:o="urn:schemas-microsoft-com:office:office" xmlns:oel="http://schemas.microsoft.com/office/2019/extlst" xmlns:r="http://schemas.openxmlformats.org/officeDocument/2006/relationships" xmlns:m="http://schemas.openxmlformats.org/officeDocument/2006/math" xmlns:v="urn:schemas-microsoft-com:vml" xmlns:wp14="http://schemas.microsoft.com/office/word/2010/wordprocessingDrawing" xmlns:wp="http://schemas.openxmlformats.org/drawingml/2006/wordprocessingDrawing" xmlns:w10="urn:schemas-microsoft-com:office:word" xmlns:w="http://schemas.openxmlformats.org/wordprocessingml/2006/main" xmlns:w14="http://schemas.microsoft.com/office/word/2010/wordml" xmlns:w15="http://schemas.microsoft.com/office/word/2012/wordml" xmlns:w16cex="http://schemas.microsoft.com/office/word/2018/wordml/cex" xmlns:w16cid="http://schemas.microsoft.com/office/word/2016/wordml/cid" xmlns:w16="http://schemas.microsoft.com/office/word/2018/wordml" xmlns:w16du="http://schemas.microsoft.com/office/word/2023/wordml/word16du" xmlns:w16sdtdh="http://schemas.microsoft.com/office/word/2020/wordml/sdtdatahash" xmlns:w16sdtfl="http://schemas.microsoft.com/office/word/2024/wordml/sdtformatlock" xmlns:w16se="http://schemas.microsoft.com/office/word/2015/wordml/symex" xmlns:wpg="http://schemas.microsoft.com/office/word/2010/wordprocessingGroup" xmlns:wpi="http://schemas.microsoft.com/office/word/2010/wordprocessingInk" xmlns:wne="http://schemas.microsoft.com/office/word/2006/wordml" xmlns:wps="http://schemas.microsoft.com/office/word/2010/wordprocessingShape" mc:Ignorable="w14 w15 w16se w16cid w16 w16cex w16sdtdh w16sdtfl w16du wp14">
   <w:footnote w:type="separator" w:id="-1">
     <w:p>
       <w:pPr>
@@ -5944,7 +5892,7 @@
 </file>
 
 <file path=word/header1.xml><?xml version="1.0" encoding="utf-8"?>
-<w:hdr xmlns:wpc="http://schemas.microsoft.com/office/word/2010/wordprocessingCanvas" xmlns:cx="http://schemas.microsoft.com/office/drawing/2014/chartex" xmlns:cx1="http://schemas.microsoft.com/office/drawing/2015/9/8/chartex" xmlns:cx2="http://schemas.microsoft.com/office/drawing/2015/10/21/chartex" xmlns:cx3="http://schemas.microsoft.com/office/drawing/2016/5/9/chartex" xmlns:cx4="http://schemas.microsoft.com/office/drawing/2016/5/10/chartex" xmlns:cx5="http://schemas.microsoft.com/office/drawing/2016/5/11/chartex" xmlns:cx6="http://schemas.microsoft.com/office/drawing/2016/5/12/chartex" xmlns:cx7="http://schemas.microsoft.com/office/drawing/2016/5/13/chartex" xmlns:cx8="http://schemas.microsoft.com/office/drawing/2016/5/14/chartex" xmlns:mc="http://schemas.openxmlformats.org/markup-compatibility/2006" xmlns:aink="http://schemas.microsoft.com/office/drawing/2016/ink" xmlns:am3d="http://schemas.microsoft.com/office/drawing/2017/model3d" xmlns:o="urn:schemas-microsoft-com:office:office" xmlns:oel="http://schemas.microsoft.com/office/2019/extlst" xmlns:r="http://schemas.openxmlformats.org/officeDocument/2006/relationships" xmlns:m="http://schemas.openxmlformats.org/officeDocument/2006/math" xmlns:v="urn:schemas-microsoft-com:vml" xmlns:wp14="http://schemas.microsoft.com/office/word/2010/wordprocessingDrawing" xmlns:wp="http://schemas.openxmlformats.org/drawingml/2006/wordprocessingDrawing" xmlns:w10="urn:schemas-microsoft-com:office:word" xmlns:w="http://schemas.openxmlformats.org/wordprocessingml/2006/main" xmlns:w14="http://schemas.microsoft.com/office/word/2010/wordml" xmlns:w15="http://schemas.microsoft.com/office/word/2012/wordml" xmlns:w16cex="http://schemas.microsoft.com/office/word/2018/wordml/cex" xmlns:w16cid="http://schemas.microsoft.com/office/word/2016/wordml/cid" xmlns:w16="http://schemas.microsoft.com/office/word/2018/wordml" xmlns:w16du="http://schemas.microsoft.com/office/word/2023/wordml/word16du" xmlns:w16sdtdh="http://schemas.microsoft.com/office/word/2020/wordml/sdtdatahash" xmlns:w16se="http://schemas.microsoft.com/office/word/2015/wordml/symex" xmlns:wpg="http://schemas.microsoft.com/office/word/2010/wordprocessingGroup" xmlns:wpi="http://schemas.microsoft.com/office/word/2010/wordprocessingInk" xmlns:wne="http://schemas.microsoft.com/office/word/2006/wordml" xmlns:wps="http://schemas.microsoft.com/office/word/2010/wordprocessingShape" mc:Ignorable="w14 w15 w16se w16cid w16 w16cex w16sdtdh w16du wp14">
+<w:hdr xmlns:wpc="http://schemas.microsoft.com/office/word/2010/wordprocessingCanvas" xmlns:cx="http://schemas.microsoft.com/office/drawing/2014/chartex" xmlns:cx1="http://schemas.microsoft.com/office/drawing/2015/9/8/chartex" xmlns:cx2="http://schemas.microsoft.com/office/drawing/2015/10/21/chartex" xmlns:cx3="http://schemas.microsoft.com/office/drawing/2016/5/9/chartex" xmlns:cx4="http://schemas.microsoft.com/office/drawing/2016/5/10/chartex" xmlns:cx5="http://schemas.microsoft.com/office/drawing/2016/5/11/chartex" xmlns:cx6="http://schemas.microsoft.com/office/drawing/2016/5/12/chartex" xmlns:cx7="http://schemas.microsoft.com/office/drawing/2016/5/13/chartex" xmlns:cx8="http://schemas.microsoft.com/office/drawing/2016/5/14/chartex" xmlns:mc="http://schemas.openxmlformats.org/markup-compatibility/2006" xmlns:aink="http://schemas.microsoft.com/office/drawing/2016/ink" xmlns:am3d="http://schemas.microsoft.com/office/drawing/2017/model3d" xmlns:o="urn:schemas-microsoft-com:office:office" xmlns:oel="http://schemas.microsoft.com/office/2019/extlst" xmlns:r="http://schemas.openxmlformats.org/officeDocument/2006/relationships" xmlns:m="http://schemas.openxmlformats.org/officeDocument/2006/math" xmlns:v="urn:schemas-microsoft-com:vml" xmlns:wp14="http://schemas.microsoft.com/office/word/2010/wordprocessingDrawing" xmlns:wp="http://schemas.openxmlformats.org/drawingml/2006/wordprocessingDrawing" xmlns:w10="urn:schemas-microsoft-com:office:word" xmlns:w="http://schemas.openxmlformats.org/wordprocessingml/2006/main" xmlns:w14="http://schemas.microsoft.com/office/word/2010/wordml" xmlns:w15="http://schemas.microsoft.com/office/word/2012/wordml" xmlns:w16cex="http://schemas.microsoft.com/office/word/2018/wordml/cex" xmlns:w16cid="http://schemas.microsoft.com/office/word/2016/wordml/cid" xmlns:w16="http://schemas.microsoft.com/office/word/2018/wordml" xmlns:w16du="http://schemas.microsoft.com/office/word/2023/wordml/word16du" xmlns:w16sdtdh="http://schemas.microsoft.com/office/word/2020/wordml/sdtdatahash" xmlns:w16sdtfl="http://schemas.microsoft.com/office/word/2024/wordml/sdtformatlock" xmlns:w16se="http://schemas.microsoft.com/office/word/2015/wordml/symex" xmlns:wpg="http://schemas.microsoft.com/office/word/2010/wordprocessingGroup" xmlns:wpi="http://schemas.microsoft.com/office/word/2010/wordprocessingInk" xmlns:wne="http://schemas.microsoft.com/office/word/2006/wordml" xmlns:wps="http://schemas.microsoft.com/office/word/2010/wordprocessingShape" mc:Ignorable="w14 w15 w16se w16cid w16 w16cex w16sdtdh w16sdtfl w16du wp14">
   <w:p>
     <w:pPr>
       <w:pStyle w:val="Header"/>
@@ -6021,7 +5969,7 @@
 </file>
 
 <file path=word/numbering.xml><?xml version="1.0" encoding="utf-8"?>
-<w:numbering xmlns:wpc="http://schemas.microsoft.com/office/word/2010/wordprocessingCanvas" xmlns:cx="http://schemas.microsoft.com/office/drawing/2014/chartex" xmlns:cx1="http://schemas.microsoft.com/office/drawing/2015/9/8/chartex" xmlns:cx2="http://schemas.microsoft.com/office/drawing/2015/10/21/chartex" xmlns:cx3="http://schemas.microsoft.com/office/drawing/2016/5/9/chartex" xmlns:cx4="http://schemas.microsoft.com/office/drawing/2016/5/10/chartex" xmlns:cx5="http://schemas.microsoft.com/office/drawing/2016/5/11/chartex" xmlns:cx6="http://schemas.microsoft.com/office/drawing/2016/5/12/chartex" xmlns:cx7="http://schemas.microsoft.com/office/drawing/2016/5/13/chartex" xmlns:cx8="http://schemas.microsoft.com/office/drawing/2016/5/14/chartex" xmlns:mc="http://schemas.openxmlformats.org/markup-compatibility/2006" xmlns:aink="http://schemas.microsoft.com/office/drawing/2016/ink" xmlns:am3d="http://schemas.microsoft.com/office/drawing/2017/model3d" xmlns:o="urn:schemas-microsoft-com:office:office" xmlns:oel="http://schemas.microsoft.com/office/2019/extlst" xmlns:r="http://schemas.openxmlformats.org/officeDocument/2006/relationships" xmlns:m="http://schemas.openxmlformats.org/officeDocument/2006/math" xmlns:v="urn:schemas-microsoft-com:vml" xmlns:wp14="http://schemas.microsoft.com/office/word/2010/wordprocessingDrawing" xmlns:wp="http://schemas.openxmlformats.org/drawingml/2006/wordprocessingDrawing" xmlns:w10="urn:schemas-microsoft-com:office:word" xmlns:w="http://schemas.openxmlformats.org/wordprocessingml/2006/main" xmlns:w14="http://schemas.microsoft.com/office/word/2010/wordml" xmlns:w15="http://schemas.microsoft.com/office/word/2012/wordml" xmlns:w16cex="http://schemas.microsoft.com/office/word/2018/wordml/cex" xmlns:w16cid="http://schemas.microsoft.com/office/word/2016/wordml/cid" xmlns:w16="http://schemas.microsoft.com/office/word/2018/wordml" xmlns:w16du="http://schemas.microsoft.com/office/word/2023/wordml/word16du" xmlns:w16sdtdh="http://schemas.microsoft.com/office/word/2020/wordml/sdtdatahash" xmlns:w16se="http://schemas.microsoft.com/office/word/2015/wordml/symex" xmlns:wpg="http://schemas.microsoft.com/office/word/2010/wordprocessingGroup" xmlns:wpi="http://schemas.microsoft.com/office/word/2010/wordprocessingInk" xmlns:wne="http://schemas.microsoft.com/office/word/2006/wordml" xmlns:wps="http://schemas.microsoft.com/office/word/2010/wordprocessingShape" mc:Ignorable="w14 w15 w16se w16cid w16 w16cex w16sdtdh w16du wp14">
+<w:numbering xmlns:wpc="http://schemas.microsoft.com/office/word/2010/wordprocessingCanvas" xmlns:cx="http://schemas.microsoft.com/office/drawing/2014/chartex" xmlns:cx1="http://schemas.microsoft.com/office/drawing/2015/9/8/chartex" xmlns:cx2="http://schemas.microsoft.com/office/drawing/2015/10/21/chartex" xmlns:cx3="http://schemas.microsoft.com/office/drawing/2016/5/9/chartex" xmlns:cx4="http://schemas.microsoft.com/office/drawing/2016/5/10/chartex" xmlns:cx5="http://schemas.microsoft.com/office/drawing/2016/5/11/chartex" xmlns:cx6="http://schemas.microsoft.com/office/drawing/2016/5/12/chartex" xmlns:cx7="http://schemas.microsoft.com/office/drawing/2016/5/13/chartex" xmlns:cx8="http://schemas.microsoft.com/office/drawing/2016/5/14/chartex" xmlns:mc="http://schemas.openxmlformats.org/markup-compatibility/2006" xmlns:aink="http://schemas.microsoft.com/office/drawing/2016/ink" xmlns:am3d="http://schemas.microsoft.com/office/drawing/2017/model3d" xmlns:o="urn:schemas-microsoft-com:office:office" xmlns:oel="http://schemas.microsoft.com/office/2019/extlst" xmlns:r="http://schemas.openxmlformats.org/officeDocument/2006/relationships" xmlns:m="http://schemas.openxmlformats.org/officeDocument/2006/math" xmlns:v="urn:schemas-microsoft-com:vml" xmlns:wp14="http://schemas.microsoft.com/office/word/2010/wordprocessingDrawing" xmlns:wp="http://schemas.openxmlformats.org/drawingml/2006/wordprocessingDrawing" xmlns:w10="urn:schemas-microsoft-com:office:word" xmlns:w="http://schemas.openxmlformats.org/wordprocessingml/2006/main" xmlns:w14="http://schemas.microsoft.com/office/word/2010/wordml" xmlns:w15="http://schemas.microsoft.com/office/word/2012/wordml" xmlns:w16cex="http://schemas.microsoft.com/office/word/2018/wordml/cex" xmlns:w16cid="http://schemas.microsoft.com/office/word/2016/wordml/cid" xmlns:w16="http://schemas.microsoft.com/office/word/2018/wordml" xmlns:w16du="http://schemas.microsoft.com/office/word/2023/wordml/word16du" xmlns:w16sdtdh="http://schemas.microsoft.com/office/word/2020/wordml/sdtdatahash" xmlns:w16sdtfl="http://schemas.microsoft.com/office/word/2024/wordml/sdtformatlock" xmlns:w16se="http://schemas.microsoft.com/office/word/2015/wordml/symex" xmlns:wpg="http://schemas.microsoft.com/office/word/2010/wordprocessingGroup" xmlns:wpi="http://schemas.microsoft.com/office/word/2010/wordprocessingInk" xmlns:wne="http://schemas.microsoft.com/office/word/2006/wordml" xmlns:wps="http://schemas.microsoft.com/office/word/2010/wordprocessingShape" mc:Ignorable="w14 w15 w16se w16cid w16 w16cex w16sdtdh w16sdtfl w16du wp14">
   <w:abstractNum w:abstractNumId="0" w15:restartNumberingAfterBreak="0">
     <w:nsid w:val="2C840D6A"/>
     <w:multiLevelType w:val="hybridMultilevel"/>
@@ -8026,7 +7974,7 @@
 </file>
 
 <file path=word/styles.xml><?xml version="1.0" encoding="utf-8"?>
-<w:styles xmlns:mc="http://schemas.openxmlformats.org/markup-compatibility/2006" xmlns:r="http://schemas.openxmlformats.org/officeDocument/2006/relationships" xmlns:w="http://schemas.openxmlformats.org/wordprocessingml/2006/main" xmlns:w14="http://schemas.microsoft.com/office/word/2010/wordml" xmlns:w15="http://schemas.microsoft.com/office/word/2012/wordml" xmlns:w16cex="http://schemas.microsoft.com/office/word/2018/wordml/cex" xmlns:w16cid="http://schemas.microsoft.com/office/word/2016/wordml/cid" xmlns:w16="http://schemas.microsoft.com/office/word/2018/wordml" xmlns:w16du="http://schemas.microsoft.com/office/word/2023/wordml/word16du" xmlns:w16sdtdh="http://schemas.microsoft.com/office/word/2020/wordml/sdtdatahash" xmlns:w16se="http://schemas.microsoft.com/office/word/2015/wordml/symex" mc:Ignorable="w14 w15 w16se w16cid w16 w16cex w16sdtdh w16du">
+<w:styles xmlns:mc="http://schemas.openxmlformats.org/markup-compatibility/2006" xmlns:r="http://schemas.openxmlformats.org/officeDocument/2006/relationships" xmlns:w="http://schemas.openxmlformats.org/wordprocessingml/2006/main" xmlns:w14="http://schemas.microsoft.com/office/word/2010/wordml" xmlns:w15="http://schemas.microsoft.com/office/word/2012/wordml" xmlns:w16cex="http://schemas.microsoft.com/office/word/2018/wordml/cex" xmlns:w16cid="http://schemas.microsoft.com/office/word/2016/wordml/cid" xmlns:w16="http://schemas.microsoft.com/office/word/2018/wordml" xmlns:w16du="http://schemas.microsoft.com/office/word/2023/wordml/word16du" xmlns:w16sdtdh="http://schemas.microsoft.com/office/word/2020/wordml/sdtdatahash" xmlns:w16sdtfl="http://schemas.microsoft.com/office/word/2024/wordml/sdtformatlock" xmlns:w16se="http://schemas.microsoft.com/office/word/2015/wordml/symex" mc:Ignorable="w14 w15 w16se w16cid w16 w16cex w16sdtdh w16sdtfl w16du">
   <w:docDefaults>
     <w:rPrDefault>
       <w:rPr>
@@ -8942,6 +8890,12 @@
 </file>
 
 <file path=customXml/item2.xml><?xml version="1.0" encoding="utf-8"?>
+<p:properties xmlns:p="http://schemas.microsoft.com/office/2006/metadata/properties" xmlns:xsi="http://www.w3.org/2001/XMLSchema-instance" xmlns:pc="http://schemas.microsoft.com/office/infopath/2007/PartnerControls">
+  <documentManagement/>
+</p:properties>
+</file>
+
+<file path=customXml/item3.xml><?xml version="1.0" encoding="utf-8"?>
 <ct:contentTypeSchema xmlns:ct="http://schemas.microsoft.com/office/2006/metadata/contentType" xmlns:ma="http://schemas.microsoft.com/office/2006/metadata/properties/metaAttributes" ct:_="" ma:_="" ma:contentTypeName="Document" ma:contentTypeID="0x010100867EABB79E639D419F3561FC1B55885E" ma:contentTypeVersion="8" ma:contentTypeDescription="Create a new document." ma:contentTypeScope="" ma:versionID="9b8f4618c88f8e0b4eb563b4cdba7a25">
   <xsd:schema xmlns:xsd="http://www.w3.org/2001/XMLSchema" xmlns:xs="http://www.w3.org/2001/XMLSchema" xmlns:p="http://schemas.microsoft.com/office/2006/metadata/properties" xmlns:ns3="52f95501-b86c-4538-939e-c7b1fca8985d" xmlns:ns4="7aa2ff15-a8d9-41ca-8ce8-8965e225dba8" targetNamespace="http://schemas.microsoft.com/office/2006/metadata/properties" ma:root="true" ma:fieldsID="4460740b4ffe848c3d514de27975c134" ns3:_="" ns4:_="">
     <xsd:import namespace="52f95501-b86c-4538-939e-c7b1fca8985d"/>
@@ -9132,12 +9086,6 @@
 </ct:contentTypeSchema>
 </file>
 
-<file path=customXml/item3.xml><?xml version="1.0" encoding="utf-8"?>
-<p:properties xmlns:p="http://schemas.microsoft.com/office/2006/metadata/properties" xmlns:xsi="http://www.w3.org/2001/XMLSchema-instance" xmlns:pc="http://schemas.microsoft.com/office/infopath/2007/PartnerControls">
-  <documentManagement/>
-</p:properties>
-</file>
-
 <file path=customXml/itemProps1.xml><?xml version="1.0" encoding="utf-8"?>
 <ds:datastoreItem xmlns:ds="http://schemas.openxmlformats.org/officeDocument/2006/customXml" ds:itemID="{E9A4FFFC-63F3-4EDB-9AB0-D03C0B8CDA58}">
   <ds:schemaRefs>
@@ -9147,6 +9095,15 @@
 </file>
 
 <file path=customXml/itemProps2.xml><?xml version="1.0" encoding="utf-8"?>
+<ds:datastoreItem xmlns:ds="http://schemas.openxmlformats.org/officeDocument/2006/customXml" ds:itemID="{13AFB88A-A821-4CEC-B8E9-75A5A58AB48F}">
+  <ds:schemaRefs>
+    <ds:schemaRef ds:uri="http://schemas.microsoft.com/office/2006/metadata/properties"/>
+    <ds:schemaRef ds:uri="http://schemas.microsoft.com/office/infopath/2007/PartnerControls"/>
+  </ds:schemaRefs>
+</ds:datastoreItem>
+</file>
+
+<file path=customXml/itemProps3.xml><?xml version="1.0" encoding="utf-8"?>
 <ds:datastoreItem xmlns:ds="http://schemas.openxmlformats.org/officeDocument/2006/customXml" ds:itemID="{7810582A-6560-4E6F-AB14-82514580EDE4}">
   <ds:schemaRefs>
     <ds:schemaRef ds:uri="http://schemas.microsoft.com/office/2006/metadata/contentType"/>
@@ -9163,13 +9120,4 @@
     <ds:schemaRef ds:uri="http://schemas.microsoft.com/internal/obd"/>
   </ds:schemaRefs>
 </ds:datastoreItem>
-</file>
-
-<file path=customXml/itemProps3.xml><?xml version="1.0" encoding="utf-8"?>
-<ds:datastoreItem xmlns:ds="http://schemas.openxmlformats.org/officeDocument/2006/customXml" ds:itemID="{13AFB88A-A821-4CEC-B8E9-75A5A58AB48F}">
-  <ds:schemaRefs>
-    <ds:schemaRef ds:uri="http://schemas.microsoft.com/office/2006/metadata/properties"/>
-    <ds:schemaRef ds:uri="http://schemas.microsoft.com/office/infopath/2007/PartnerControls"/>
-  </ds:schemaRefs>
-</ds:datastoreItem>
 </file>